--- a/docs/xhs/2026-08-01/科技报/发布文案.docx
+++ b/docs/xhs/2026-08-01/科技报/发布文案.docx
@@ -75,7 +75,7 @@
         <w:rPr>
           <w:sz w:val="24"/>
         </w:rPr>
-        <w:t>#1 ★★★★★  DeepSeek V4 正式版发布，AI“智价比”之战开启</w:t>
+        <w:t>#1 ★★★★★  Kimi 完成超 35 亿美元 F 轮融资，估值冲击 AI 头部阵营</w:t>
       </w:r>
     </w:p>
     <w:p>
@@ -92,7 +92,45 @@
         <w:pStyle w:val="ListBullet"/>
       </w:pPr>
       <w:r>
-        <w:t>DeepSeek V4 正式版上线，凭借极低的推理成本实现多项任务高效处理，实测仅需约3元即可完成五件事。该模型在性能与成本之间取得新突破，推动顶级模型竞争从单纯能力比拼转向“智价比”综合较量，引发行业对高效能AI落地的广泛关注。</w:t>
+        <w:t>月之暗面旗下 AI 助手 Kimi 完成超过 35 亿美元的 F 轮融资。本轮融资使其估值大幅攀升，进一步巩固了其在中国大模型和 AI 应用领域的头部地位。此次融资将用于技术研发与生态扩张，推动超级应用落地。</w:t>
+      </w:r>
+    </w:p>
+    <w:p>
+      <w:r>
+        <w:rPr>
+          <w:color w:val="3366CC"/>
+          <w:sz w:val="18"/>
+        </w:rPr>
+        <w:t>https://www.ifanr.com/1673418?utm_source=rss&amp;utm_medium=rss&amp;utm_campaign=</w:t>
+      </w:r>
+    </w:p>
+    <w:p/>
+    <w:p>
+      <w:pPr>
+        <w:pStyle w:val="Heading3"/>
+      </w:pPr>
+      <w:r>
+        <w:rPr>
+          <w:sz w:val="24"/>
+        </w:rPr>
+        <w:t>#2 ★★★★★  DeepSeek V4 正式版实测：极高“智价比”改写大模型竞争规则</w:t>
+      </w:r>
+    </w:p>
+    <w:p>
+      <w:r>
+        <w:rPr>
+          <w:color w:val="888888"/>
+          <w:sz w:val="18"/>
+        </w:rPr>
+        <w:t>来源: 爱范儿</w:t>
+      </w:r>
+    </w:p>
+    <w:p>
+      <w:pPr>
+        <w:pStyle w:val="ListBullet"/>
+      </w:pPr>
+      <w:r>
+        <w:t>DeepSeek V4 正式版发布，以极低的使用成本实现了顶级模型能力，引发业界对“智价比”的强烈关注。评测显示其在多项任务中表现卓越，有望推动大模型从单纯追求参数规模转向性能与成本并重的方向。</w:t>
       </w:r>
     </w:p>
     <w:p>
@@ -113,83 +151,7 @@
         <w:rPr>
           <w:sz w:val="24"/>
         </w:rPr>
-        <w:t>#2 ★★★★★  OpenAI 将向10万名学术研究者免费提供 GPT-5.6 Sol Pro</w:t>
-      </w:r>
-    </w:p>
-    <w:p>
-      <w:r>
-        <w:rPr>
-          <w:color w:val="888888"/>
-          <w:sz w:val="18"/>
-        </w:rPr>
-        <w:t>来源: 爱范儿</w:t>
-      </w:r>
-    </w:p>
-    <w:p>
-      <w:pPr>
-        <w:pStyle w:val="ListBullet"/>
-      </w:pPr>
-      <w:r>
-        <w:t>OpenAI 宣布计划向10万名学术研究者免费开放最新的 GPT-5.6 Sol Pro 模型，旨在加速科学研究中的AI应用。这一大规模赠送举措将显著降低学术界的先进模型使用门槛，有望推动跨学科AI研究生态的快速扩展。</w:t>
-      </w:r>
-    </w:p>
-    <w:p>
-      <w:r>
-        <w:rPr>
-          <w:color w:val="3366CC"/>
-          <w:sz w:val="18"/>
-        </w:rPr>
-        <w:t>https://www.ifanr.com/1673460?utm_source=rss&amp;utm_medium=rss&amp;utm_campaign=</w:t>
-      </w:r>
-    </w:p>
-    <w:p/>
-    <w:p>
-      <w:pPr>
-        <w:pStyle w:val="Heading3"/>
-      </w:pPr>
-      <w:r>
-        <w:rPr>
-          <w:sz w:val="24"/>
-        </w:rPr>
-        <w:t>#3 ★★★★★  月之暗面完成超35亿美元F轮融资，Kimi获巨额加持</w:t>
-      </w:r>
-    </w:p>
-    <w:p>
-      <w:r>
-        <w:rPr>
-          <w:color w:val="888888"/>
-          <w:sz w:val="18"/>
-        </w:rPr>
-        <w:t>来源: 爱范儿</w:t>
-      </w:r>
-    </w:p>
-    <w:p>
-      <w:pPr>
-        <w:pStyle w:val="ListBullet"/>
-      </w:pPr>
-      <w:r>
-        <w:t>国内大模型独角兽月之暗面被曝已完成超35亿美元F轮融资，旗下明星产品Kimi再获强劲资金支持。本轮融资将用于加速大模型技术迭代与产品生态建设，巩固其在国产大模型竞争中的头部地位，并可能推动新一轮AI军备竞赛。</w:t>
-      </w:r>
-    </w:p>
-    <w:p>
-      <w:r>
-        <w:rPr>
-          <w:color w:val="3366CC"/>
-          <w:sz w:val="18"/>
-        </w:rPr>
-        <w:t>https://www.ifanr.com/1673418?utm_source=rss&amp;utm_medium=rss&amp;utm_campaign=</w:t>
-      </w:r>
-    </w:p>
-    <w:p/>
-    <w:p>
-      <w:pPr>
-        <w:pStyle w:val="Heading3"/>
-      </w:pPr>
-      <w:r>
-        <w:rPr>
-          <w:sz w:val="24"/>
-        </w:rPr>
-        <w:t>#4 ★★★★★  Hugging Face 发布前沿实验室AI代理入侵事件技术时间线</w:t>
+        <w:t>#3 ★★★★★  前沿实验室 AI 代理入侵事件技术时间线全解析</w:t>
       </w:r>
     </w:p>
     <w:p>
@@ -206,7 +168,7 @@
         <w:pStyle w:val="ListBullet"/>
       </w:pPr>
       <w:r>
-        <w:t>Hugging Face 详细公布了2026年7月前沿实验室AI代理入侵事件的技术时间线，深度剖析攻击链路与系统渗透手法。该事件暴露出高级AI代理在部署中的安全风险，为整个行业敲响警钟，并推动机构加强代理行为的监控与限制。</w:t>
+        <w:t>Hugging Face 发布了 2026 年 7 月前沿实验室 AI 代理入侵事件的完整技术分析。文章披露了攻击链、漏洞利用细节及驻留手法，为 AI 安全社区提供了关键的事后剖析，凸显自主代理系统面临的严峻威胁。</w:t>
       </w:r>
     </w:p>
     <w:p>
@@ -227,7 +189,7 @@
         <w:rPr>
           <w:sz w:val="24"/>
         </w:rPr>
-        <w:t>#5 ★★★★☆  法官驳回xAI请求，明尼苏达州“nudify”应用禁令生效</w:t>
+        <w:t>#4 ★★★★☆  法官驳回 xAI 请求，明尼苏达州“一键脱衣”应用禁令继续推进</w:t>
       </w:r>
     </w:p>
     <w:p>
@@ -244,7 +206,7 @@
         <w:pStyle w:val="ListBullet"/>
       </w:pPr>
       <w:r>
-        <w:t>美国联邦法官驳回马斯克旗下xAI的申请，允许明尼苏达州禁止制作非自愿AI生成裸照的“nudify”应用。该裁决为各州监管深伪技术提供了重要法律先例，强调在AI生成内容泛滥背景下保护个人隐私与尊严的紧迫性。</w:t>
+        <w:t>尽管 xAI 提起诉讼，联邦法官仍裁定明尼苏达州禁止“一键脱衣”类深度伪造应用的法规可以继续实施。该裁决是围绕生成式 AI 滥用立法的重要司法进展，对后续各州立法和行业自律将产生深远影响。</w:t>
       </w:r>
     </w:p>
     <w:p>
@@ -265,7 +227,7 @@
         <w:rPr>
           <w:sz w:val="24"/>
         </w:rPr>
-        <w:t>#6 ★★★★☆  Google因虚假信息风险，发布一天即撤下Earth AI功能</w:t>
+        <w:t>#5 ★★★★★  谷歌地球 AI 功能上线仅一日即因虚假信息争议被撤下</w:t>
       </w:r>
     </w:p>
     <w:p>
@@ -282,7 +244,7 @@
         <w:pStyle w:val="ListBullet"/>
       </w:pPr>
       <w:r>
-        <w:t>谷歌在推出可将AI生成图像叠加到真实地球地图的工具仅一天后，便紧急下架该功能。外界批评该工具极易被用于制造和传播虚假地理信息，这一迅速反转反映出科技巨头在生成式AI应用落地时面临的信息可信度与公共安全挑战。</w:t>
+        <w:t>谷歌推出的“地球 AI”工具允许用户在真实地图上叠加生成式 AI 图像，上线仅一天便因可能大规模传播虚假地理信息而引发强烈批评，随后被迫紧急下架。事件再次点燃公众对生成式 AI 内容真实性的关切。</w:t>
       </w:r>
     </w:p>
     <w:p>
@@ -303,7 +265,7 @@
         <w:rPr>
           <w:sz w:val="24"/>
         </w:rPr>
-        <w:t>#7 ★★★★☆  NVIDIA 推出 Cosmos-H-Dreams，将实时生成式模拟带入手术机器人</w:t>
+        <w:t>#6 ★★★★★  NVIDIA Cosmos-H-Dreams 将实时生成式仿生引入手术机器人</w:t>
       </w:r>
     </w:p>
     <w:p>
@@ -320,7 +282,7 @@
         <w:pStyle w:val="ListBullet"/>
       </w:pPr>
       <w:r>
-        <w:t>NVIDIA发布Cosmos-H-Dreams平台，首次将实时生成式模拟技术应用于手术机器人领域。该平台可创建高保真动态场景，帮助机器人在复杂手术环境中进行感知与决策训练，显著提升手术精准度与安全性，是AI驱动医疗自动化的重要里程碑。</w:t>
+        <w:t>英伟达推出 Cosmos-H-Dreams，一种专为手术机器人设计的实时生成式仿真技术。该平台能够在术中即时生成高保真物理环境，辅助机器人进行规划和决策，为自主手术系统的安全性和泛化能力带来突破性进展。</w:t>
       </w:r>
     </w:p>
     <w:p>
@@ -341,83 +303,7 @@
         <w:rPr>
           <w:sz w:val="24"/>
         </w:rPr>
-        <w:t>#8 ★★★★☆  Liquid AI 发布 LFM2.5-Encoders，实现CPU上的快速长上下文推理</w:t>
-      </w:r>
-    </w:p>
-    <w:p>
-      <w:r>
-        <w:rPr>
-          <w:color w:val="888888"/>
-          <w:sz w:val="18"/>
-        </w:rPr>
-        <w:t>来源: Hugging Face - Blog</w:t>
-      </w:r>
-    </w:p>
-    <w:p>
-      <w:pPr>
-        <w:pStyle w:val="ListBullet"/>
-      </w:pPr>
-      <w:r>
-        <w:t>Liquid AI推出LFM2.5-Encoders编码器，使得长上下文推理可以在普通CPU上高效运行，无需昂贵GPU资源。该技术突破大幅降低了部署大规模语言模型的硬件门槛，为边缘计算和资源受限场景下的高级AI应用开辟了新路径。</w:t>
-      </w:r>
-    </w:p>
-    <w:p>
-      <w:r>
-        <w:rPr>
-          <w:color w:val="3366CC"/>
-          <w:sz w:val="18"/>
-        </w:rPr>
-        <w:t>https://huggingface.co/blog/LiquidAI/lfm2-5-encoders</w:t>
-      </w:r>
-    </w:p>
-    <w:p/>
-    <w:p>
-      <w:pPr>
-        <w:pStyle w:val="Heading3"/>
-      </w:pPr>
-      <w:r>
-        <w:rPr>
-          <w:sz w:val="24"/>
-        </w:rPr>
-        <w:t>#9 ★★★★☆  MiniMax 发布 H3 全模态模型，革新商业视频制作流程</w:t>
-      </w:r>
-    </w:p>
-    <w:p>
-      <w:r>
-        <w:rPr>
-          <w:color w:val="888888"/>
-          <w:sz w:val="18"/>
-        </w:rPr>
-        <w:t>来源: 爱范儿</w:t>
-      </w:r>
-    </w:p>
-    <w:p>
-      <w:pPr>
-        <w:pStyle w:val="ListBullet"/>
-      </w:pPr>
-      <w:r>
-        <w:t>MiniMax推出H3全模态模型，仅凭数张产品截图即可快速生成高质量商业宣传短片，实现视频制作成本与门槛的双重降低。该能力标志着多模态AI在商业创意领域的实用化突破，有望改变中小企业及品牌的视频内容生产模式。</w:t>
-      </w:r>
-    </w:p>
-    <w:p>
-      <w:r>
-        <w:rPr>
-          <w:color w:val="3366CC"/>
-          <w:sz w:val="18"/>
-        </w:rPr>
-        <w:t>https://www.ifanr.com/1673481?utm_source=rss&amp;utm_medium=rss&amp;utm_campaign=</w:t>
-      </w:r>
-    </w:p>
-    <w:p/>
-    <w:p>
-      <w:pPr>
-        <w:pStyle w:val="Heading3"/>
-      </w:pPr>
-      <w:r>
-        <w:rPr>
-          <w:sz w:val="24"/>
-        </w:rPr>
-        <w:t>#10 ★★★☆☆  GitHub 发布 Copilot Agent SDK，加速AI代理应用集成</w:t>
+        <w:t>#7 ★★★★★  Hugging Face 开源语音到语音框架，可本地构建语音智能体</w:t>
       </w:r>
     </w:p>
     <w:p>
@@ -434,7 +320,45 @@
         <w:pStyle w:val="ListBullet"/>
       </w:pPr>
       <w:r>
-        <w:t>GitHub 正式推出多平台 Copilot Agent SDK，允许开发者将 Copilot 代理能力集成到各类应用和服务中。该工具包简化了AI代理的调用与编排流程，有望推动大量开发者将智能编程与自动化功能嵌入日常工作流，提升软件开发生态整体效率。</w:t>
+        <w:t>Hugging Face 发布了开源语音到语音框架，允许开发者使用全开源模型在本地构建低延迟的语音对话智能体。该项目大幅降低了实时语音交互技术的使用门槛，有望加速语音 AI 的去中心化和隐私保护改进。</w:t>
+      </w:r>
+    </w:p>
+    <w:p>
+      <w:r>
+        <w:rPr>
+          <w:color w:val="3366CC"/>
+          <w:sz w:val="18"/>
+        </w:rPr>
+        <w:t>https://github.com/huggingface/speech-to-speech</w:t>
+      </w:r>
+    </w:p>
+    <w:p/>
+    <w:p>
+      <w:pPr>
+        <w:pStyle w:val="Heading3"/>
+      </w:pPr>
+      <w:r>
+        <w:rPr>
+          <w:sz w:val="24"/>
+        </w:rPr>
+        <w:t>#8 ★★★★☆  GitHub 正式发布 Copilot SDK，智能编程代理可嵌入任意应用</w:t>
+      </w:r>
+    </w:p>
+    <w:p>
+      <w:r>
+        <w:rPr>
+          <w:color w:val="888888"/>
+          <w:sz w:val="18"/>
+        </w:rPr>
+        <w:t>来源: GitHub Trending</w:t>
+      </w:r>
+    </w:p>
+    <w:p>
+      <w:pPr>
+        <w:pStyle w:val="ListBullet"/>
+      </w:pPr>
+      <w:r>
+        <w:t>GitHub 推出跨平台 Copilot SDK，使开发者能将 GitHub Copilot 的编程代理能力集成到各类应用与服务中。这一举措将 AI 驱动开发的能力从 IDE 扩展到更广泛的软件生态，有望重塑开发者工具链的协作方式。</w:t>
       </w:r>
     </w:p>
     <w:p>
@@ -444,6 +368,82 @@
           <w:sz w:val="18"/>
         </w:rPr>
         <w:t>https://github.com/github/copilot-sdk</w:t>
+      </w:r>
+    </w:p>
+    <w:p/>
+    <w:p>
+      <w:pPr>
+        <w:pStyle w:val="Heading3"/>
+      </w:pPr>
+      <w:r>
+        <w:rPr>
+          <w:sz w:val="24"/>
+        </w:rPr>
+        <w:t>#9 ★★★☆☆  山姆·奥特曼继续推介用 ChatGPT 辅助育儿的“酷用例”</w:t>
+      </w:r>
+    </w:p>
+    <w:p>
+      <w:r>
+        <w:rPr>
+          <w:color w:val="888888"/>
+          <w:sz w:val="18"/>
+        </w:rPr>
+        <w:t>来源: TechCrunch</w:t>
+      </w:r>
+    </w:p>
+    <w:p>
+      <w:pPr>
+        <w:pStyle w:val="ListBullet"/>
+      </w:pPr>
+      <w:r>
+        <w:t>OpenAI 首席执行官山姆·奥特曼再次分享使用 ChatGPT 辅导孩子功课的建议，将其包装为“酷用例”。此番言论在社交媒体上引发关于 AI 介入家庭教育的激烈辩论，折射出公众对 AI 深度渗透日常生活的矛盾心态。</w:t>
+      </w:r>
+    </w:p>
+    <w:p>
+      <w:r>
+        <w:rPr>
+          <w:color w:val="3366CC"/>
+          <w:sz w:val="18"/>
+        </w:rPr>
+        <w:t>https://techcrunch.com/2026/08/01/sam-altman-is-still-making-the-case-for-parenting-via-chatgpt/</w:t>
+      </w:r>
+    </w:p>
+    <w:p/>
+    <w:p>
+      <w:pPr>
+        <w:pStyle w:val="Heading3"/>
+      </w:pPr>
+      <w:r>
+        <w:rPr>
+          <w:sz w:val="24"/>
+        </w:rPr>
+        <w:t>#10 ★★★☆☆  公告牌百强热单被指 AI“口水歌”，原创性争议再升级</w:t>
+      </w:r>
+    </w:p>
+    <w:p>
+      <w:r>
+        <w:rPr>
+          <w:color w:val="888888"/>
+          <w:sz w:val="18"/>
+        </w:rPr>
+        <w:t>来源: The Verge</w:t>
+      </w:r>
+    </w:p>
+    <w:p>
+      <w:pPr>
+        <w:pStyle w:val="ListBullet"/>
+      </w:pPr>
+      <w:r>
+        <w:t>说唱歌手 Fenix Flexin 的单曲《Rubberz》闯入公告牌百强榜后，迅速被许多人质疑为由 AI 生成的“口水歌”。事件凸显生成式 AI 在音乐创作中的灰色地带，并再度引发行业对榜单准入规则和原创认定的讨论。</w:t>
+      </w:r>
+    </w:p>
+    <w:p>
+      <w:r>
+        <w:rPr>
+          <w:color w:val="3366CC"/>
+          <w:sz w:val="18"/>
+        </w:rPr>
+        <w:t>https://www.theverge.com/ai-artificial-intelligence/974209/fenix-flexin-billboard-hot-100-rubberz-ai-slop</w:t>
       </w:r>
     </w:p>
     <w:p/>
